--- a/klagomål/A 59057-2025 FSC-klagomål.docx
+++ b/klagomål/A 59057-2025 FSC-klagomål.docx
@@ -652,7 +652,7 @@
     <w:r>
       <w:tab/>
       <w:tab/>
-      <w:t>2026-07-28</w:t>
+      <w:t>2026-07-29</w:t>
       <w:br/>
       <w:br/>
     </w:r>

--- a/klagomål/A 59057-2025 FSC-klagomål.docx
+++ b/klagomål/A 59057-2025 FSC-klagomål.docx
@@ -652,7 +652,7 @@
     <w:r>
       <w:tab/>
       <w:tab/>
-      <w:t>2026-07-29</w:t>
+      <w:t>2026-07-30</w:t>
       <w:br/>
       <w:br/>
     </w:r>

--- a/klagomål/A 59057-2025 FSC-klagomål.docx
+++ b/klagomål/A 59057-2025 FSC-klagomål.docx
@@ -652,7 +652,7 @@
     <w:r>
       <w:tab/>
       <w:tab/>
-      <w:t>2026-07-30</w:t>
+      <w:t>2026-07-31</w:t>
       <w:br/>
       <w:br/>
     </w:r>

--- a/klagomål/A 59057-2025 FSC-klagomål.docx
+++ b/klagomål/A 59057-2025 FSC-klagomål.docx
@@ -178,7 +178,7 @@
       <w:r>
         <w:drawing>
           <wp:inline xmlns:a="http://schemas.openxmlformats.org/drawingml/2006/main" xmlns:pic="http://schemas.openxmlformats.org/drawingml/2006/picture">
-            <wp:extent cx="5486400" cy="5605837"/>
+            <wp:extent cx="5486400" cy="5572574"/>
             <wp:docPr id="1" name="Picture 1"/>
             <wp:cNvGraphicFramePr>
               <a:graphicFrameLocks noChangeAspect="1"/>
@@ -199,7 +199,7 @@
                   <pic:spPr>
                     <a:xfrm>
                       <a:off x="0" y="0"/>
-                      <a:ext cx="5486400" cy="5605837"/>
+                      <a:ext cx="5486400" cy="5572574"/>
                     </a:xfrm>
                     <a:prstGeom prst="rect"/>
                   </pic:spPr>
@@ -221,7 +221,7 @@
     </w:p>
     <w:p>
       <w:r>
-        <w:t>Inom 7 meter från avverkningsanmälan finns fynd av 1 naturvårdsarter, varav 1 är fridlyst: vanlig padda (§6). Se Figur 1.</w:t>
+        <w:t>Inom 7 meter från avverkningsanmälan finns fynd av 2 naturvårdsarter, varav 1 är rödlistad och 2 är fridlysta: björktrast (NT, §4) och vanlig padda (§6). Se Figur 1.</w:t>
       </w:r>
     </w:p>
     <w:p>
@@ -299,6 +299,22 @@
       <w:r>
         <w:t>I den avverkningsanmälda skogen har fridlysta arter sina livsmiljöer och växtplatser. Att skada de fridlysta arternas livsmiljöer, växtplatser eller ekologiska funktion är inte tillåtet enligt artskyddsförordningen.</w:t>
       </w:r>
+      <w:r>
+        <w:rPr>
+          <w:i/>
+        </w:rPr>
+        <w:t xml:space="preserve"> EU:s medlemsländer och skogsbolag är skyldiga att agera i enlighet med EU:s fågeldirektiv där det uttryckligen står att direktivet gäller för fåglar samt för deras ägg, bon och </w:t>
+      </w:r>
+      <w:r>
+        <w:rPr>
+          <w:b/>
+          <w:i/>
+        </w:rPr>
+        <w:t xml:space="preserve">livsmiljöer </w:t>
+      </w:r>
+      <w:r>
+        <w:t>(artikel 1). Vidare att de åtgärder som vidtas inte får leda till en försämring av den nuvarande situationen beträffande bevarandet av de fågelarter som avses i artikel 1 (artikel 13).</w:t>
+      </w:r>
     </w:p>
     <w:p>
       <w:r>
@@ -337,7 +353,7 @@
         <w:rPr>
           <w:i/>
         </w:rPr>
-        <w:t>I det avverkningsanmälda skogsområdet har 1 naturvårdsarter varav 0 rödlistade arter sina livsmiljöer och växtplatser.</w:t>
+        <w:t>I det avverkningsanmälda skogsområdet har 2 naturvårdsarter varav 1 rödlistade arter sina livsmiljöer och växtplatser.</w:t>
       </w:r>
     </w:p>
     <w:p>
@@ -652,7 +668,7 @@
     <w:r>
       <w:tab/>
       <w:tab/>
-      <w:t>2026-07-31</w:t>
+      <w:t>2026-08-01</w:t>
       <w:br/>
       <w:br/>
     </w:r>

--- a/klagomål/A 59057-2025 FSC-klagomål.docx
+++ b/klagomål/A 59057-2025 FSC-klagomål.docx
@@ -668,7 +668,7 @@
     <w:r>
       <w:tab/>
       <w:tab/>
-      <w:t>2026-08-01</w:t>
+      <w:t>2026-08-02</w:t>
       <w:br/>
       <w:br/>
     </w:r>

--- a/klagomål/A 59057-2025 FSC-klagomål.docx
+++ b/klagomål/A 59057-2025 FSC-klagomål.docx
@@ -668,7 +668,7 @@
     <w:r>
       <w:tab/>
       <w:tab/>
-      <w:t>2026-08-02</w:t>
+      <w:t>2026-08-03</w:t>
       <w:br/>
       <w:br/>
     </w:r>

--- a/klagomål/A 59057-2025 FSC-klagomål.docx
+++ b/klagomål/A 59057-2025 FSC-klagomål.docx
@@ -668,7 +668,7 @@
     <w:r>
       <w:tab/>
       <w:tab/>
-      <w:t>2026-08-03</w:t>
+      <w:t>2026-08-05</w:t>
       <w:br/>
       <w:br/>
     </w:r>

--- a/klagomål/A 59057-2025 FSC-klagomål.docx
+++ b/klagomål/A 59057-2025 FSC-klagomål.docx
@@ -668,7 +668,7 @@
     <w:r>
       <w:tab/>
       <w:tab/>
-      <w:t>2026-08-05</w:t>
+      <w:t>2026-08-07</w:t>
       <w:br/>
       <w:br/>
     </w:r>

--- a/klagomål/A 59057-2025 FSC-klagomål.docx
+++ b/klagomål/A 59057-2025 FSC-klagomål.docx
@@ -668,7 +668,7 @@
     <w:r>
       <w:tab/>
       <w:tab/>
-      <w:t>2026-08-07</w:t>
+      <w:t>2026-08-08</w:t>
       <w:br/>
       <w:br/>
     </w:r>

--- a/klagomål/A 59057-2025 FSC-klagomål.docx
+++ b/klagomål/A 59057-2025 FSC-klagomål.docx
@@ -668,7 +668,7 @@
     <w:r>
       <w:tab/>
       <w:tab/>
-      <w:t>2026-08-15</w:t>
+      <w:t>2026-08-16</w:t>
       <w:br/>
       <w:br/>
     </w:r>

--- a/klagomål/A 59057-2025 FSC-klagomål.docx
+++ b/klagomål/A 59057-2025 FSC-klagomål.docx
@@ -668,7 +668,7 @@
     <w:r>
       <w:tab/>
       <w:tab/>
-      <w:t>2026-08-16</w:t>
+      <w:t>2026-08-17</w:t>
       <w:br/>
       <w:br/>
     </w:r>

--- a/klagomål/A 59057-2025 FSC-klagomål.docx
+++ b/klagomål/A 59057-2025 FSC-klagomål.docx
@@ -668,7 +668,7 @@
     <w:r>
       <w:tab/>
       <w:tab/>
-      <w:t>2026-08-17</w:t>
+      <w:t>2026-08-18</w:t>
       <w:br/>
       <w:br/>
     </w:r>

--- a/klagomål/A 59057-2025 FSC-klagomål.docx
+++ b/klagomål/A 59057-2025 FSC-klagomål.docx
@@ -668,7 +668,7 @@
     <w:r>
       <w:tab/>
       <w:tab/>
-      <w:t>2026-08-18</w:t>
+      <w:t>2026-08-19</w:t>
       <w:br/>
       <w:br/>
     </w:r>

--- a/klagomål/A 59057-2025 FSC-klagomål.docx
+++ b/klagomål/A 59057-2025 FSC-klagomål.docx
@@ -668,7 +668,7 @@
     <w:r>
       <w:tab/>
       <w:tab/>
-      <w:t>2026-08-19</w:t>
+      <w:t>2026-08-20</w:t>
       <w:br/>
       <w:br/>
     </w:r>

--- a/klagomål/A 59057-2025 FSC-klagomål.docx
+++ b/klagomål/A 59057-2025 FSC-klagomål.docx
@@ -668,7 +668,7 @@
     <w:r>
       <w:tab/>
       <w:tab/>
-      <w:t>2026-08-20</w:t>
+      <w:t>2026-08-21</w:t>
       <w:br/>
       <w:br/>
     </w:r>

--- a/klagomål/A 59057-2025 FSC-klagomål.docx
+++ b/klagomål/A 59057-2025 FSC-klagomål.docx
@@ -668,7 +668,7 @@
     <w:r>
       <w:tab/>
       <w:tab/>
-      <w:t>2026-08-21</w:t>
+      <w:t>2026-08-22</w:t>
       <w:br/>
       <w:br/>
     </w:r>

--- a/klagomål/A 59057-2025 FSC-klagomål.docx
+++ b/klagomål/A 59057-2025 FSC-klagomål.docx
@@ -668,7 +668,7 @@
     <w:r>
       <w:tab/>
       <w:tab/>
-      <w:t>2026-08-22</w:t>
+      <w:t>2026-08-23</w:t>
       <w:br/>
       <w:br/>
     </w:r>

--- a/klagomål/A 59057-2025 FSC-klagomål.docx
+++ b/klagomål/A 59057-2025 FSC-klagomål.docx
@@ -668,7 +668,7 @@
     <w:r>
       <w:tab/>
       <w:tab/>
-      <w:t>2026-08-23</w:t>
+      <w:t>2026-08-24</w:t>
       <w:br/>
       <w:br/>
     </w:r>

--- a/klagomål/A 59057-2025 FSC-klagomål.docx
+++ b/klagomål/A 59057-2025 FSC-klagomål.docx
@@ -668,7 +668,7 @@
     <w:r>
       <w:tab/>
       <w:tab/>
-      <w:t>2026-08-24</w:t>
+      <w:t>2026-08-25</w:t>
       <w:br/>
       <w:br/>
     </w:r>

--- a/klagomål/A 59057-2025 FSC-klagomål.docx
+++ b/klagomål/A 59057-2025 FSC-klagomål.docx
@@ -668,7 +668,7 @@
     <w:r>
       <w:tab/>
       <w:tab/>
-      <w:t>2026-08-25</w:t>
+      <w:t>2026-08-26</w:t>
       <w:br/>
       <w:br/>
     </w:r>

--- a/klagomål/A 59057-2025 FSC-klagomål.docx
+++ b/klagomål/A 59057-2025 FSC-klagomål.docx
@@ -668,7 +668,7 @@
     <w:r>
       <w:tab/>
       <w:tab/>
-      <w:t>2026-08-26</w:t>
+      <w:t>2026-08-27</w:t>
       <w:br/>
       <w:br/>
     </w:r>

--- a/klagomål/A 59057-2025 FSC-klagomål.docx
+++ b/klagomål/A 59057-2025 FSC-klagomål.docx
@@ -668,7 +668,7 @@
     <w:r>
       <w:tab/>
       <w:tab/>
-      <w:t>2026-08-27</w:t>
+      <w:t>2026-08-28</w:t>
       <w:br/>
       <w:br/>
     </w:r>

--- a/klagomål/A 59057-2025 FSC-klagomål.docx
+++ b/klagomål/A 59057-2025 FSC-klagomål.docx
@@ -668,7 +668,7 @@
     <w:r>
       <w:tab/>
       <w:tab/>
-      <w:t>2026-08-28</w:t>
+      <w:t>2026-08-29</w:t>
       <w:br/>
       <w:br/>
     </w:r>

--- a/klagomål/A 59057-2025 FSC-klagomål.docx
+++ b/klagomål/A 59057-2025 FSC-klagomål.docx
@@ -668,7 +668,7 @@
     <w:r>
       <w:tab/>
       <w:tab/>
-      <w:t>2026-08-29</w:t>
+      <w:t>2026-08-31</w:t>
       <w:br/>
       <w:br/>
     </w:r>

--- a/klagomål/A 59057-2025 FSC-klagomål.docx
+++ b/klagomål/A 59057-2025 FSC-klagomål.docx
@@ -668,7 +668,7 @@
     <w:r>
       <w:tab/>
       <w:tab/>
-      <w:t>2026-08-31</w:t>
+      <w:t>2026-09-01</w:t>
       <w:br/>
       <w:br/>
     </w:r>

--- a/klagomål/A 59057-2025 FSC-klagomål.docx
+++ b/klagomål/A 59057-2025 FSC-klagomål.docx
@@ -668,7 +668,7 @@
     <w:r>
       <w:tab/>
       <w:tab/>
-      <w:t>2026-09-01</w:t>
+      <w:t>2026-09-02</w:t>
       <w:br/>
       <w:br/>
     </w:r>

--- a/klagomål/A 59057-2025 FSC-klagomål.docx
+++ b/klagomål/A 59057-2025 FSC-klagomål.docx
@@ -668,7 +668,7 @@
     <w:r>
       <w:tab/>
       <w:tab/>
-      <w:t>2026-09-02</w:t>
+      <w:t>2026-09-03</w:t>
       <w:br/>
       <w:br/>
     </w:r>

--- a/klagomål/A 59057-2025 FSC-klagomål.docx
+++ b/klagomål/A 59057-2025 FSC-klagomål.docx
@@ -668,7 +668,7 @@
     <w:r>
       <w:tab/>
       <w:tab/>
-      <w:t>2026-09-03</w:t>
+      <w:t>2026-09-04</w:t>
       <w:br/>
       <w:br/>
     </w:r>

--- a/klagomål/A 59057-2025 FSC-klagomål.docx
+++ b/klagomål/A 59057-2025 FSC-klagomål.docx
@@ -668,7 +668,7 @@
     <w:r>
       <w:tab/>
       <w:tab/>
-      <w:t>2026-09-04</w:t>
+      <w:t>2026-09-05</w:t>
       <w:br/>
       <w:br/>
     </w:r>

--- a/klagomål/A 59057-2025 FSC-klagomål.docx
+++ b/klagomål/A 59057-2025 FSC-klagomål.docx
@@ -668,7 +668,7 @@
     <w:r>
       <w:tab/>
       <w:tab/>
-      <w:t>2026-09-05</w:t>
+      <w:t>2026-09-06</w:t>
       <w:br/>
       <w:br/>
     </w:r>

--- a/klagomål/A 59057-2025 FSC-klagomål.docx
+++ b/klagomål/A 59057-2025 FSC-klagomål.docx
@@ -668,7 +668,7 @@
     <w:r>
       <w:tab/>
       <w:tab/>
-      <w:t>2026-09-06</w:t>
+      <w:t>2026-09-07</w:t>
       <w:br/>
       <w:br/>
     </w:r>

--- a/klagomål/A 59057-2025 FSC-klagomål.docx
+++ b/klagomål/A 59057-2025 FSC-klagomål.docx
@@ -668,7 +668,7 @@
     <w:r>
       <w:tab/>
       <w:tab/>
-      <w:t>2026-09-07</w:t>
+      <w:t>2026-09-08</w:t>
       <w:br/>
       <w:br/>
     </w:r>

--- a/klagomål/A 59057-2025 FSC-klagomål.docx
+++ b/klagomål/A 59057-2025 FSC-klagomål.docx
@@ -668,7 +668,7 @@
     <w:r>
       <w:tab/>
       <w:tab/>
-      <w:t>2026-09-08</w:t>
+      <w:t>2026-09-09</w:t>
       <w:br/>
       <w:br/>
     </w:r>

--- a/klagomål/A 59057-2025 FSC-klagomål.docx
+++ b/klagomål/A 59057-2025 FSC-klagomål.docx
@@ -668,7 +668,7 @@
     <w:r>
       <w:tab/>
       <w:tab/>
-      <w:t>2026-09-09</w:t>
+      <w:t>2026-09-10</w:t>
       <w:br/>
       <w:br/>
     </w:r>

--- a/klagomål/A 59057-2025 FSC-klagomål.docx
+++ b/klagomål/A 59057-2025 FSC-klagomål.docx
@@ -668,7 +668,7 @@
     <w:r>
       <w:tab/>
       <w:tab/>
-      <w:t>2026-09-10</w:t>
+      <w:t>2026-09-11</w:t>
       <w:br/>
       <w:br/>
     </w:r>

--- a/klagomål/A 59057-2025 FSC-klagomål.docx
+++ b/klagomål/A 59057-2025 FSC-klagomål.docx
@@ -668,7 +668,7 @@
     <w:r>
       <w:tab/>
       <w:tab/>
-      <w:t>2026-09-11</w:t>
+      <w:t>2026-09-12</w:t>
       <w:br/>
       <w:br/>
     </w:r>
